--- a/Architecture.docx
+++ b/Architecture.docx
@@ -37,7 +37,7 @@
                     <pic:cNvPicPr/>
                   </pic:nvPicPr>
                   <pic:blipFill>
-                    <a:blip r:embed="rId4">
+                    <a:blip r:embed="rId5">
                       <a:extLst>
                         <a:ext uri="{28A0092B-C50C-407E-A947-70E740481C1C}">
                           <a14:useLocalDpi xmlns:a14="http://schemas.microsoft.com/office/drawing/2010/main" val="0"/>
@@ -91,7 +91,7 @@
                     <pic:cNvPicPr/>
                   </pic:nvPicPr>
                   <pic:blipFill>
-                    <a:blip r:embed="rId5"/>
+                    <a:blip r:embed="rId6"/>
                     <a:stretch>
                       <a:fillRect/>
                     </a:stretch>
@@ -162,54 +162,6 @@
             <wp:extent cx="6324600" cy="3876520"/>
             <wp:effectExtent l="0" t="0" r="0" b="0"/>
             <wp:docPr id="2" name="Picture 2"/>
-            <wp:cNvGraphicFramePr>
-              <a:graphicFrameLocks xmlns:a="http://schemas.openxmlformats.org/drawingml/2006/main" noChangeAspect="1"/>
-            </wp:cNvGraphicFramePr>
-            <a:graphic xmlns:a="http://schemas.openxmlformats.org/drawingml/2006/main">
-              <a:graphicData uri="http://schemas.openxmlformats.org/drawingml/2006/picture">
-                <pic:pic xmlns:pic="http://schemas.openxmlformats.org/drawingml/2006/picture">
-                  <pic:nvPicPr>
-                    <pic:cNvPr id="1" name=""/>
-                    <pic:cNvPicPr/>
-                  </pic:nvPicPr>
-                  <pic:blipFill>
-                    <a:blip r:embed="rId6"/>
-                    <a:stretch>
-                      <a:fillRect/>
-                    </a:stretch>
-                  </pic:blipFill>
-                  <pic:spPr>
-                    <a:xfrm>
-                      <a:off x="0" y="0"/>
-                      <a:ext cx="6326718" cy="3877818"/>
-                    </a:xfrm>
-                    <a:prstGeom prst="rect">
-                      <a:avLst/>
-                    </a:prstGeom>
-                  </pic:spPr>
-                </pic:pic>
-              </a:graphicData>
-            </a:graphic>
-          </wp:inline>
-        </w:drawing>
-      </w:r>
-    </w:p>
-    <w:p>
-      <w:pPr>
-        <w:rPr>
-          <w:sz w:val="12"/>
-        </w:rPr>
-      </w:pPr>
-      <w:r>
-        <w:rPr>
-          <w:noProof/>
-        </w:rPr>
-        <w:lastRenderedPageBreak/>
-        <w:drawing>
-          <wp:inline distT="0" distB="0" distL="0" distR="0" wp14:anchorId="6F4F3BC8" wp14:editId="1D5372A5">
-            <wp:extent cx="6279950" cy="2809875"/>
-            <wp:effectExtent l="0" t="0" r="6985" b="0"/>
-            <wp:docPr id="4" name="Picture 4"/>
             <wp:cNvGraphicFramePr>
               <a:graphicFrameLocks xmlns:a="http://schemas.openxmlformats.org/drawingml/2006/main" noChangeAspect="1"/>
             </wp:cNvGraphicFramePr>
@@ -229,7 +181,7 @@
                   <pic:spPr>
                     <a:xfrm>
                       <a:off x="0" y="0"/>
-                      <a:ext cx="6282200" cy="2810882"/>
+                      <a:ext cx="6326718" cy="3877818"/>
                     </a:xfrm>
                     <a:prstGeom prst="rect">
                       <a:avLst/>
@@ -248,43 +200,16 @@
           <w:sz w:val="12"/>
         </w:rPr>
       </w:pPr>
-    </w:p>
-    <w:p>
-      <w:pPr>
-        <w:rPr>
-          <w:sz w:val="12"/>
-        </w:rPr>
-      </w:pPr>
-    </w:p>
-    <w:p>
-      <w:pPr>
-        <w:rPr>
-          <w:sz w:val="12"/>
-        </w:rPr>
-      </w:pPr>
-    </w:p>
-    <w:p>
-      <w:pPr>
-        <w:rPr>
-          <w:sz w:val="12"/>
-        </w:rPr>
-      </w:pPr>
-    </w:p>
-    <w:p>
-      <w:pPr>
-        <w:rPr>
-          <w:sz w:val="12"/>
-        </w:rPr>
-      </w:pPr>
       <w:r>
         <w:rPr>
           <w:noProof/>
         </w:rPr>
+        <w:lastRenderedPageBreak/>
         <w:drawing>
-          <wp:inline distT="0" distB="0" distL="0" distR="0" wp14:anchorId="2148D8A4" wp14:editId="02ABBFA8">
-            <wp:extent cx="6764444" cy="3286125"/>
-            <wp:effectExtent l="0" t="0" r="0" b="0"/>
-            <wp:docPr id="5" name="Picture 5"/>
+          <wp:inline distT="0" distB="0" distL="0" distR="0" wp14:anchorId="6F4F3BC8" wp14:editId="1D5372A5">
+            <wp:extent cx="6279950" cy="2809875"/>
+            <wp:effectExtent l="0" t="0" r="6985" b="0"/>
+            <wp:docPr id="4" name="Picture 4"/>
             <wp:cNvGraphicFramePr>
               <a:graphicFrameLocks xmlns:a="http://schemas.openxmlformats.org/drawingml/2006/main" noChangeAspect="1"/>
             </wp:cNvGraphicFramePr>
@@ -304,7 +229,7 @@
                   <pic:spPr>
                     <a:xfrm>
                       <a:off x="0" y="0"/>
-                      <a:ext cx="6770931" cy="3289277"/>
+                      <a:ext cx="6282200" cy="2810882"/>
                     </a:xfrm>
                     <a:prstGeom prst="rect">
                       <a:avLst/>
@@ -351,23 +276,15 @@
           <w:sz w:val="12"/>
         </w:rPr>
       </w:pPr>
-    </w:p>
-    <w:p>
-      <w:pPr>
-        <w:rPr>
-          <w:sz w:val="12"/>
-        </w:rPr>
-      </w:pPr>
       <w:r>
         <w:rPr>
           <w:noProof/>
         </w:rPr>
-        <w:lastRenderedPageBreak/>
         <w:drawing>
-          <wp:inline distT="0" distB="0" distL="0" distR="0" wp14:anchorId="360F08EA" wp14:editId="4532796E">
-            <wp:extent cx="6238875" cy="4239236"/>
-            <wp:effectExtent l="0" t="0" r="0" b="9525"/>
-            <wp:docPr id="6" name="Picture 6"/>
+          <wp:inline distT="0" distB="0" distL="0" distR="0" wp14:anchorId="2148D8A4" wp14:editId="02ABBFA8">
+            <wp:extent cx="6764444" cy="3286125"/>
+            <wp:effectExtent l="0" t="0" r="0" b="0"/>
+            <wp:docPr id="5" name="Picture 5"/>
             <wp:cNvGraphicFramePr>
               <a:graphicFrameLocks xmlns:a="http://schemas.openxmlformats.org/drawingml/2006/main" noChangeAspect="1"/>
             </wp:cNvGraphicFramePr>
@@ -387,7 +304,7 @@
                   <pic:spPr>
                     <a:xfrm>
                       <a:off x="0" y="0"/>
-                      <a:ext cx="6239774" cy="4239847"/>
+                      <a:ext cx="6770931" cy="3289277"/>
                     </a:xfrm>
                     <a:prstGeom prst="rect">
                       <a:avLst/>
@@ -420,15 +337,37 @@
           <w:sz w:val="12"/>
         </w:rPr>
       </w:pPr>
+    </w:p>
+    <w:p>
+      <w:pPr>
+        <w:rPr>
+          <w:sz w:val="12"/>
+        </w:rPr>
+      </w:pPr>
+    </w:p>
+    <w:p>
+      <w:pPr>
+        <w:rPr>
+          <w:sz w:val="12"/>
+        </w:rPr>
+      </w:pPr>
+    </w:p>
+    <w:p>
+      <w:pPr>
+        <w:rPr>
+          <w:sz w:val="12"/>
+        </w:rPr>
+      </w:pPr>
       <w:r>
         <w:rPr>
           <w:noProof/>
         </w:rPr>
+        <w:lastRenderedPageBreak/>
         <w:drawing>
-          <wp:inline distT="0" distB="0" distL="0" distR="0" wp14:anchorId="7FBDE8FE" wp14:editId="26F98C74">
-            <wp:extent cx="6687753" cy="2647950"/>
-            <wp:effectExtent l="0" t="0" r="0" b="0"/>
-            <wp:docPr id="7" name="Picture 7"/>
+          <wp:inline distT="0" distB="0" distL="0" distR="0" wp14:anchorId="360F08EA" wp14:editId="4532796E">
+            <wp:extent cx="6238875" cy="4239236"/>
+            <wp:effectExtent l="0" t="0" r="0" b="9525"/>
+            <wp:docPr id="6" name="Picture 6"/>
             <wp:cNvGraphicFramePr>
               <a:graphicFrameLocks xmlns:a="http://schemas.openxmlformats.org/drawingml/2006/main" noChangeAspect="1"/>
             </wp:cNvGraphicFramePr>
@@ -448,7 +387,7 @@
                   <pic:spPr>
                     <a:xfrm>
                       <a:off x="0" y="0"/>
-                      <a:ext cx="6698898" cy="2652363"/>
+                      <a:ext cx="6239774" cy="4239847"/>
                     </a:xfrm>
                     <a:prstGeom prst="rect">
                       <a:avLst/>
@@ -481,30 +420,15 @@
           <w:sz w:val="12"/>
         </w:rPr>
       </w:pPr>
-    </w:p>
-    <w:p>
-      <w:pPr>
-        <w:rPr>
-          <w:sz w:val="12"/>
-        </w:rPr>
-      </w:pPr>
-    </w:p>
-    <w:p>
-      <w:pPr>
-        <w:rPr>
-          <w:sz w:val="12"/>
-        </w:rPr>
-      </w:pPr>
       <w:r>
         <w:rPr>
           <w:noProof/>
         </w:rPr>
-        <w:lastRenderedPageBreak/>
         <w:drawing>
-          <wp:inline distT="0" distB="0" distL="0" distR="0" wp14:anchorId="55556DE7" wp14:editId="631A64BD">
-            <wp:extent cx="5943600" cy="4973955"/>
+          <wp:inline distT="0" distB="0" distL="0" distR="0" wp14:anchorId="7FBDE8FE" wp14:editId="26F98C74">
+            <wp:extent cx="6687753" cy="2647950"/>
             <wp:effectExtent l="0" t="0" r="0" b="0"/>
-            <wp:docPr id="8" name="Picture 8"/>
+            <wp:docPr id="7" name="Picture 7"/>
             <wp:cNvGraphicFramePr>
               <a:graphicFrameLocks xmlns:a="http://schemas.openxmlformats.org/drawingml/2006/main" noChangeAspect="1"/>
             </wp:cNvGraphicFramePr>
@@ -524,7 +448,7 @@
                   <pic:spPr>
                     <a:xfrm>
                       <a:off x="0" y="0"/>
-                      <a:ext cx="5943600" cy="4973955"/>
+                      <a:ext cx="6698898" cy="2652363"/>
                     </a:xfrm>
                     <a:prstGeom prst="rect">
                       <a:avLst/>
@@ -557,16 +481,30 @@
           <w:sz w:val="12"/>
         </w:rPr>
       </w:pPr>
+    </w:p>
+    <w:p>
+      <w:pPr>
+        <w:rPr>
+          <w:sz w:val="12"/>
+        </w:rPr>
+      </w:pPr>
+    </w:p>
+    <w:p>
+      <w:pPr>
+        <w:rPr>
+          <w:sz w:val="12"/>
+        </w:rPr>
+      </w:pPr>
       <w:r>
         <w:rPr>
           <w:noProof/>
         </w:rPr>
         <w:lastRenderedPageBreak/>
         <w:drawing>
-          <wp:inline distT="0" distB="0" distL="0" distR="0" wp14:anchorId="649A809B" wp14:editId="640D7845">
-            <wp:extent cx="3543300" cy="5543550"/>
+          <wp:inline distT="0" distB="0" distL="0" distR="0" wp14:anchorId="55556DE7" wp14:editId="631A64BD">
+            <wp:extent cx="5943600" cy="4973955"/>
             <wp:effectExtent l="0" t="0" r="0" b="0"/>
-            <wp:docPr id="9" name="Picture 9"/>
+            <wp:docPr id="8" name="Picture 8"/>
             <wp:cNvGraphicFramePr>
               <a:graphicFrameLocks xmlns:a="http://schemas.openxmlformats.org/drawingml/2006/main" noChangeAspect="1"/>
             </wp:cNvGraphicFramePr>
@@ -586,6 +524,108 @@
                   <pic:spPr>
                     <a:xfrm>
                       <a:off x="0" y="0"/>
+                      <a:ext cx="5943600" cy="4973955"/>
+                    </a:xfrm>
+                    <a:prstGeom prst="rect">
+                      <a:avLst/>
+                    </a:prstGeom>
+                  </pic:spPr>
+                </pic:pic>
+              </a:graphicData>
+            </a:graphic>
+          </wp:inline>
+        </w:drawing>
+      </w:r>
+    </w:p>
+    <w:p>
+      <w:pPr>
+        <w:rPr>
+          <w:sz w:val="12"/>
+        </w:rPr>
+      </w:pPr>
+    </w:p>
+    <w:p>
+      <w:pPr>
+        <w:rPr>
+          <w:sz w:val="12"/>
+        </w:rPr>
+      </w:pPr>
+      <w:r>
+        <w:rPr>
+          <w:noProof/>
+        </w:rPr>
+        <w:drawing>
+          <wp:inline distT="0" distB="0" distL="0" distR="0" wp14:anchorId="50BEFFCB" wp14:editId="4A67F46C">
+            <wp:extent cx="3448050" cy="2590800"/>
+            <wp:effectExtent l="0" t="0" r="0" b="0"/>
+            <wp:docPr id="10" name="Picture 10"/>
+            <wp:cNvGraphicFramePr>
+              <a:graphicFrameLocks xmlns:a="http://schemas.openxmlformats.org/drawingml/2006/main" noChangeAspect="1"/>
+            </wp:cNvGraphicFramePr>
+            <a:graphic xmlns:a="http://schemas.openxmlformats.org/drawingml/2006/main">
+              <a:graphicData uri="http://schemas.openxmlformats.org/drawingml/2006/picture">
+                <pic:pic xmlns:pic="http://schemas.openxmlformats.org/drawingml/2006/picture">
+                  <pic:nvPicPr>
+                    <pic:cNvPr id="1" name=""/>
+                    <pic:cNvPicPr/>
+                  </pic:nvPicPr>
+                  <pic:blipFill>
+                    <a:blip r:embed="rId13"/>
+                    <a:stretch>
+                      <a:fillRect/>
+                    </a:stretch>
+                  </pic:blipFill>
+                  <pic:spPr>
+                    <a:xfrm>
+                      <a:off x="0" y="0"/>
+                      <a:ext cx="3448050" cy="2590800"/>
+                    </a:xfrm>
+                    <a:prstGeom prst="rect">
+                      <a:avLst/>
+                    </a:prstGeom>
+                  </pic:spPr>
+                </pic:pic>
+              </a:graphicData>
+            </a:graphic>
+          </wp:inline>
+        </w:drawing>
+      </w:r>
+    </w:p>
+    <w:p>
+      <w:pPr>
+        <w:rPr>
+          <w:sz w:val="12"/>
+        </w:rPr>
+      </w:pPr>
+      <w:r>
+        <w:rPr>
+          <w:noProof/>
+        </w:rPr>
+        <w:lastRenderedPageBreak/>
+        <w:drawing>
+          <wp:inline distT="0" distB="0" distL="0" distR="0" wp14:anchorId="649A809B" wp14:editId="640D7845">
+            <wp:extent cx="3543300" cy="5543550"/>
+            <wp:effectExtent l="0" t="0" r="0" b="0"/>
+            <wp:docPr id="9" name="Picture 9"/>
+            <wp:cNvGraphicFramePr>
+              <a:graphicFrameLocks xmlns:a="http://schemas.openxmlformats.org/drawingml/2006/main" noChangeAspect="1"/>
+            </wp:cNvGraphicFramePr>
+            <a:graphic xmlns:a="http://schemas.openxmlformats.org/drawingml/2006/main">
+              <a:graphicData uri="http://schemas.openxmlformats.org/drawingml/2006/picture">
+                <pic:pic xmlns:pic="http://schemas.openxmlformats.org/drawingml/2006/picture">
+                  <pic:nvPicPr>
+                    <pic:cNvPr id="1" name=""/>
+                    <pic:cNvPicPr/>
+                  </pic:nvPicPr>
+                  <pic:blipFill>
+                    <a:blip r:embed="rId14"/>
+                    <a:stretch>
+                      <a:fillRect/>
+                    </a:stretch>
+                  </pic:blipFill>
+                  <pic:spPr>
+                    <a:xfrm>
+                      <a:off x="0" y="0"/>
                       <a:ext cx="3543300" cy="5543550"/>
                     </a:xfrm>
                     <a:prstGeom prst="rect">
@@ -598,8 +638,307 @@
           </wp:inline>
         </w:drawing>
       </w:r>
+    </w:p>
+    <w:p>
+      <w:pPr>
+        <w:rPr>
+          <w:sz w:val="12"/>
+        </w:rPr>
+      </w:pPr>
+      <w:r>
+        <w:rPr>
+          <w:noProof/>
+          <w:sz w:val="12"/>
+        </w:rPr>
+        <w:lastRenderedPageBreak/>
+        <w:drawing>
+          <wp:inline distT="0" distB="0" distL="0" distR="0">
+            <wp:extent cx="5943600" cy="5431790"/>
+            <wp:effectExtent l="0" t="0" r="0" b="0"/>
+            <wp:docPr id="13" name="Picture 13"/>
+            <wp:cNvGraphicFramePr>
+              <a:graphicFrameLocks xmlns:a="http://schemas.openxmlformats.org/drawingml/2006/main" noChangeAspect="1"/>
+            </wp:cNvGraphicFramePr>
+            <a:graphic xmlns:a="http://schemas.openxmlformats.org/drawingml/2006/main">
+              <a:graphicData uri="http://schemas.openxmlformats.org/drawingml/2006/picture">
+                <pic:pic xmlns:pic="http://schemas.openxmlformats.org/drawingml/2006/picture">
+                  <pic:nvPicPr>
+                    <pic:cNvPr id="13" name="arch2.png"/>
+                    <pic:cNvPicPr/>
+                  </pic:nvPicPr>
+                  <pic:blipFill>
+                    <a:blip r:embed="rId15">
+                      <a:extLst>
+                        <a:ext uri="{28A0092B-C50C-407E-A947-70E740481C1C}">
+                          <a14:useLocalDpi xmlns:a14="http://schemas.microsoft.com/office/drawing/2010/main" val="0"/>
+                        </a:ext>
+                      </a:extLst>
+                    </a:blip>
+                    <a:stretch>
+                      <a:fillRect/>
+                    </a:stretch>
+                  </pic:blipFill>
+                  <pic:spPr>
+                    <a:xfrm>
+                      <a:off x="0" y="0"/>
+                      <a:ext cx="5943600" cy="5431790"/>
+                    </a:xfrm>
+                    <a:prstGeom prst="rect">
+                      <a:avLst/>
+                    </a:prstGeom>
+                  </pic:spPr>
+                </pic:pic>
+              </a:graphicData>
+            </a:graphic>
+          </wp:inline>
+        </w:drawing>
+      </w:r>
+    </w:p>
+    <w:p>
+      <w:pPr>
+        <w:rPr>
+          <w:sz w:val="32"/>
+        </w:rPr>
+      </w:pPr>
       <w:bookmarkStart w:id="0" w:name="_GoBack"/>
       <w:bookmarkEnd w:id="0"/>
+    </w:p>
+    <w:p>
+      <w:pPr>
+        <w:rPr>
+          <w:sz w:val="28"/>
+          <w:szCs w:val="28"/>
+        </w:rPr>
+      </w:pPr>
+      <w:r>
+        <w:rPr>
+          <w:sz w:val="28"/>
+          <w:szCs w:val="28"/>
+        </w:rPr>
+        <w:t>Dataset we will use:</w:t>
+      </w:r>
+    </w:p>
+    <w:p>
+      <w:pPr>
+        <w:pStyle w:val="ListParagraph"/>
+        <w:numPr>
+          <w:ilvl w:val="0"/>
+          <w:numId w:val="1"/>
+        </w:numPr>
+        <w:rPr>
+          <w:sz w:val="28"/>
+          <w:szCs w:val="28"/>
+        </w:rPr>
+      </w:pPr>
+      <w:r>
+        <w:rPr>
+          <w:sz w:val="28"/>
+          <w:szCs w:val="28"/>
+        </w:rPr>
+        <w:t>CASIA V2</w:t>
+      </w:r>
+      <w:r>
+        <w:rPr>
+          <w:sz w:val="28"/>
+          <w:szCs w:val="28"/>
+        </w:rPr>
+        <w:t>(3 GB)</w:t>
+      </w:r>
+    </w:p>
+    <w:p>
+      <w:pPr>
+        <w:pStyle w:val="ListParagraph"/>
+        <w:numPr>
+          <w:ilvl w:val="0"/>
+          <w:numId w:val="1"/>
+        </w:numPr>
+        <w:rPr>
+          <w:sz w:val="28"/>
+          <w:szCs w:val="28"/>
+        </w:rPr>
+      </w:pPr>
+      <w:r>
+        <w:rPr>
+          <w:sz w:val="28"/>
+          <w:szCs w:val="28"/>
+        </w:rPr>
+        <w:t xml:space="preserve">Columbia image </w:t>
+      </w:r>
+      <w:proofErr w:type="gramStart"/>
+      <w:r>
+        <w:rPr>
+          <w:sz w:val="28"/>
+          <w:szCs w:val="28"/>
+        </w:rPr>
+        <w:t>splice</w:t>
+      </w:r>
+      <w:r>
+        <w:rPr>
+          <w:sz w:val="28"/>
+          <w:szCs w:val="28"/>
+        </w:rPr>
+        <w:t>(</w:t>
+      </w:r>
+      <w:proofErr w:type="gramEnd"/>
+      <w:r>
+        <w:rPr>
+          <w:sz w:val="28"/>
+          <w:szCs w:val="28"/>
+        </w:rPr>
+        <w:t>500 MB</w:t>
+      </w:r>
+      <w:r>
+        <w:rPr>
+          <w:sz w:val="28"/>
+          <w:szCs w:val="28"/>
+        </w:rPr>
+        <w:t>)</w:t>
+      </w:r>
+    </w:p>
+    <w:p>
+      <w:pPr>
+        <w:pStyle w:val="ListParagraph"/>
+        <w:numPr>
+          <w:ilvl w:val="0"/>
+          <w:numId w:val="1"/>
+        </w:numPr>
+        <w:rPr>
+          <w:sz w:val="28"/>
+          <w:szCs w:val="28"/>
+        </w:rPr>
+      </w:pPr>
+      <w:proofErr w:type="gramStart"/>
+      <w:r>
+        <w:rPr>
+          <w:sz w:val="28"/>
+          <w:szCs w:val="28"/>
+        </w:rPr>
+        <w:t>Coverage</w:t>
+      </w:r>
+      <w:r>
+        <w:rPr>
+          <w:sz w:val="28"/>
+          <w:szCs w:val="28"/>
+        </w:rPr>
+        <w:t>(</w:t>
+      </w:r>
+      <w:proofErr w:type="gramEnd"/>
+      <w:r>
+        <w:rPr>
+          <w:sz w:val="28"/>
+          <w:szCs w:val="28"/>
+        </w:rPr>
+        <w:t>150 MB)</w:t>
+      </w:r>
+    </w:p>
+    <w:p>
+      <w:pPr>
+        <w:pStyle w:val="ListParagraph"/>
+        <w:numPr>
+          <w:ilvl w:val="0"/>
+          <w:numId w:val="1"/>
+        </w:numPr>
+        <w:rPr>
+          <w:sz w:val="28"/>
+          <w:szCs w:val="28"/>
+        </w:rPr>
+      </w:pPr>
+      <w:r>
+        <w:rPr>
+          <w:sz w:val="28"/>
+          <w:szCs w:val="28"/>
+        </w:rPr>
+        <w:t>IMD 2020</w:t>
+      </w:r>
+      <w:r>
+        <w:rPr>
+          <w:sz w:val="28"/>
+          <w:szCs w:val="28"/>
+        </w:rPr>
+        <w:t>(600 MB)</w:t>
+      </w:r>
+    </w:p>
+    <w:p>
+      <w:pPr>
+        <w:pStyle w:val="ListParagraph"/>
+        <w:numPr>
+          <w:ilvl w:val="0"/>
+          <w:numId w:val="1"/>
+        </w:numPr>
+        <w:rPr>
+          <w:sz w:val="28"/>
+          <w:szCs w:val="28"/>
+        </w:rPr>
+      </w:pPr>
+      <w:proofErr w:type="spellStart"/>
+      <w:proofErr w:type="gramStart"/>
+      <w:r>
+        <w:rPr>
+          <w:sz w:val="28"/>
+          <w:szCs w:val="28"/>
+        </w:rPr>
+        <w:t>CoMoFod</w:t>
+      </w:r>
+      <w:proofErr w:type="spellEnd"/>
+      <w:r>
+        <w:rPr>
+          <w:sz w:val="28"/>
+          <w:szCs w:val="28"/>
+        </w:rPr>
+        <w:t>(</w:t>
+      </w:r>
+      <w:proofErr w:type="gramEnd"/>
+      <w:r>
+        <w:rPr>
+          <w:sz w:val="28"/>
+          <w:szCs w:val="28"/>
+        </w:rPr>
+        <w:t>3 GB)</w:t>
+      </w:r>
+    </w:p>
+    <w:p>
+      <w:pPr>
+        <w:pStyle w:val="ListParagraph"/>
+        <w:numPr>
+          <w:ilvl w:val="0"/>
+          <w:numId w:val="1"/>
+        </w:numPr>
+        <w:rPr>
+          <w:sz w:val="28"/>
+          <w:szCs w:val="28"/>
+        </w:rPr>
+      </w:pPr>
+      <w:proofErr w:type="spellStart"/>
+      <w:r>
+        <w:rPr>
+          <w:sz w:val="28"/>
+          <w:szCs w:val="28"/>
+        </w:rPr>
+        <w:t>FaceForensic</w:t>
+      </w:r>
+      <w:proofErr w:type="spellEnd"/>
+      <w:r>
+        <w:rPr>
+          <w:sz w:val="28"/>
+          <w:szCs w:val="28"/>
+        </w:rPr>
+        <w:t>++</w:t>
+      </w:r>
+      <w:r>
+        <w:rPr>
+          <w:sz w:val="28"/>
+          <w:szCs w:val="28"/>
+        </w:rPr>
+        <w:t>(15 GB)</w:t>
+      </w:r>
+    </w:p>
+    <w:p>
+      <w:pPr>
+        <w:rPr>
+          <w:sz w:val="28"/>
+          <w:szCs w:val="28"/>
+        </w:rPr>
+      </w:pPr>
     </w:p>
     <w:sectPr>
       <w:pgSz w:w="12240" w:h="15840"/>
@@ -609,6 +948,127 @@
     </w:sectPr>
   </w:body>
 </w:document>
+</file>
+
+<file path=word/numbering.xml><?xml version="1.0" encoding="utf-8"?>
+<w:numbering xmlns:wpc="http://schemas.microsoft.com/office/word/2010/wordprocessingCanvas" xmlns:cx="http://schemas.microsoft.com/office/drawing/2014/chartex" xmlns:cx1="http://schemas.microsoft.com/office/drawing/2015/9/8/chartex" xmlns:mc="http://schemas.openxmlformats.org/markup-compatibility/2006" xmlns:o="urn:schemas-microsoft-com:office:office" xmlns:r="http://schemas.openxmlformats.org/officeDocument/2006/relationships" xmlns:m="http://schemas.openxmlformats.org/officeDocument/2006/math" xmlns:v="urn:schemas-microsoft-com:vml" xmlns:wp14="http://schemas.microsoft.com/office/word/2010/wordprocessingDrawing" xmlns:wp="http://schemas.openxmlformats.org/drawingml/2006/wordprocessingDrawing" xmlns:w10="urn:schemas-microsoft-com:office:word" xmlns:w="http://schemas.openxmlformats.org/wordprocessingml/2006/main" xmlns:w14="http://schemas.microsoft.com/office/word/2010/wordml" xmlns:w15="http://schemas.microsoft.com/office/word/2012/wordml" xmlns:w16se="http://schemas.microsoft.com/office/word/2015/wordml/symex" xmlns:wpg="http://schemas.microsoft.com/office/word/2010/wordprocessingGroup" xmlns:wpi="http://schemas.microsoft.com/office/word/2010/wordprocessingInk" xmlns:wne="http://schemas.microsoft.com/office/word/2006/wordml" xmlns:wps="http://schemas.microsoft.com/office/word/2010/wordprocessingShape" mc:Ignorable="w14 w15 w16se wp14">
+  <w:abstractNum w:abstractNumId="0" w15:restartNumberingAfterBreak="0">
+    <w:nsid w:val="5EC4419E"/>
+    <w:multiLevelType w:val="hybridMultilevel"/>
+    <w:tmpl w:val="FEC4427C"/>
+    <w:lvl w:ilvl="0" w:tplc="04090001">
+      <w:start w:val="1"/>
+      <w:numFmt w:val="bullet"/>
+      <w:lvlText w:val=""/>
+      <w:lvlJc w:val="left"/>
+      <w:pPr>
+        <w:ind w:left="720" w:hanging="360"/>
+      </w:pPr>
+      <w:rPr>
+        <w:rFonts w:ascii="Symbol" w:hAnsi="Symbol" w:hint="default"/>
+      </w:rPr>
+    </w:lvl>
+    <w:lvl w:ilvl="1" w:tplc="04090003" w:tentative="1">
+      <w:start w:val="1"/>
+      <w:numFmt w:val="bullet"/>
+      <w:lvlText w:val="o"/>
+      <w:lvlJc w:val="left"/>
+      <w:pPr>
+        <w:ind w:left="1440" w:hanging="360"/>
+      </w:pPr>
+      <w:rPr>
+        <w:rFonts w:ascii="Courier New" w:hAnsi="Courier New" w:cs="Courier New" w:hint="default"/>
+      </w:rPr>
+    </w:lvl>
+    <w:lvl w:ilvl="2" w:tplc="04090005" w:tentative="1">
+      <w:start w:val="1"/>
+      <w:numFmt w:val="bullet"/>
+      <w:lvlText w:val=""/>
+      <w:lvlJc w:val="left"/>
+      <w:pPr>
+        <w:ind w:left="2160" w:hanging="360"/>
+      </w:pPr>
+      <w:rPr>
+        <w:rFonts w:ascii="Wingdings" w:hAnsi="Wingdings" w:hint="default"/>
+      </w:rPr>
+    </w:lvl>
+    <w:lvl w:ilvl="3" w:tplc="04090001" w:tentative="1">
+      <w:start w:val="1"/>
+      <w:numFmt w:val="bullet"/>
+      <w:lvlText w:val=""/>
+      <w:lvlJc w:val="left"/>
+      <w:pPr>
+        <w:ind w:left="2880" w:hanging="360"/>
+      </w:pPr>
+      <w:rPr>
+        <w:rFonts w:ascii="Symbol" w:hAnsi="Symbol" w:hint="default"/>
+      </w:rPr>
+    </w:lvl>
+    <w:lvl w:ilvl="4" w:tplc="04090003" w:tentative="1">
+      <w:start w:val="1"/>
+      <w:numFmt w:val="bullet"/>
+      <w:lvlText w:val="o"/>
+      <w:lvlJc w:val="left"/>
+      <w:pPr>
+        <w:ind w:left="3600" w:hanging="360"/>
+      </w:pPr>
+      <w:rPr>
+        <w:rFonts w:ascii="Courier New" w:hAnsi="Courier New" w:cs="Courier New" w:hint="default"/>
+      </w:rPr>
+    </w:lvl>
+    <w:lvl w:ilvl="5" w:tplc="04090005" w:tentative="1">
+      <w:start w:val="1"/>
+      <w:numFmt w:val="bullet"/>
+      <w:lvlText w:val=""/>
+      <w:lvlJc w:val="left"/>
+      <w:pPr>
+        <w:ind w:left="4320" w:hanging="360"/>
+      </w:pPr>
+      <w:rPr>
+        <w:rFonts w:ascii="Wingdings" w:hAnsi="Wingdings" w:hint="default"/>
+      </w:rPr>
+    </w:lvl>
+    <w:lvl w:ilvl="6" w:tplc="04090001" w:tentative="1">
+      <w:start w:val="1"/>
+      <w:numFmt w:val="bullet"/>
+      <w:lvlText w:val=""/>
+      <w:lvlJc w:val="left"/>
+      <w:pPr>
+        <w:ind w:left="5040" w:hanging="360"/>
+      </w:pPr>
+      <w:rPr>
+        <w:rFonts w:ascii="Symbol" w:hAnsi="Symbol" w:hint="default"/>
+      </w:rPr>
+    </w:lvl>
+    <w:lvl w:ilvl="7" w:tplc="04090003" w:tentative="1">
+      <w:start w:val="1"/>
+      <w:numFmt w:val="bullet"/>
+      <w:lvlText w:val="o"/>
+      <w:lvlJc w:val="left"/>
+      <w:pPr>
+        <w:ind w:left="5760" w:hanging="360"/>
+      </w:pPr>
+      <w:rPr>
+        <w:rFonts w:ascii="Courier New" w:hAnsi="Courier New" w:cs="Courier New" w:hint="default"/>
+      </w:rPr>
+    </w:lvl>
+    <w:lvl w:ilvl="8" w:tplc="04090005" w:tentative="1">
+      <w:start w:val="1"/>
+      <w:numFmt w:val="bullet"/>
+      <w:lvlText w:val=""/>
+      <w:lvlJc w:val="left"/>
+      <w:pPr>
+        <w:ind w:left="6480" w:hanging="360"/>
+      </w:pPr>
+      <w:rPr>
+        <w:rFonts w:ascii="Wingdings" w:hAnsi="Wingdings" w:hint="default"/>
+      </w:rPr>
+    </w:lvl>
+  </w:abstractNum>
+  <w:num w:numId="1">
+    <w:abstractNumId w:val="0"/>
+  </w:num>
+</w:numbering>
 </file>
 
 <file path=word/styles.xml><?xml version="1.0" encoding="utf-8"?>
@@ -1032,6 +1492,17 @@
     <w:semiHidden/>
     <w:unhideWhenUsed/>
   </w:style>
+  <w:style w:type="paragraph" w:styleId="ListParagraph">
+    <w:name w:val="List Paragraph"/>
+    <w:basedOn w:val="Normal"/>
+    <w:uiPriority w:val="34"/>
+    <w:qFormat/>
+    <w:rsid w:val="004804BE"/>
+    <w:pPr>
+      <w:ind w:left="720"/>
+      <w:contextualSpacing/>
+    </w:pPr>
+  </w:style>
 </w:styles>
 </file>
 
